--- a/apps/legal-docs-blueprints/templates/pagare_unico_libre_protesto/pagare_unico_libre_de_protesto-mujer-plural.docx
+++ b/apps/legal-docs-blueprints/templates/pagare_unico_libre_protesto/pagare_unico_libre_de_protesto-mujer-plural.docx
@@ -1251,7 +1251,12 @@
         </w:rPr>
       </w:pPr>
       <w:r>
-        <w:rPr/>
+        <w:rPr>
+          <w:rFonts w:eastAsia="Arial" w:cs="Arial" w:ascii="Arial" w:hAnsi="Arial"/>
+          <w:color w:val="000000"/>
+          <w:sz w:val="20"/>
+          <w:szCs w:val="20"/>
+        </w:rPr>
       </w:r>
     </w:p>
     <w:p>
@@ -1309,7 +1314,14 @@
                 <w:rFonts w:ascii="Arial" w:hAnsi="Arial"/>
                 <w:sz w:val="20"/>
               </w:rPr>
-              <w:t>F)________________________</w:t>
+              <w:t>f</w:t>
+            </w:r>
+            <w:r>
+              <w:rPr>
+                <w:rFonts w:ascii="Arial" w:hAnsi="Arial"/>
+                <w:sz w:val="20"/>
+              </w:rPr>
+              <w:t>)________________________</w:t>
             </w:r>
           </w:p>
           <w:p>
@@ -1387,7 +1399,14 @@
                 <w:rFonts w:ascii="Arial" w:hAnsi="Arial"/>
                 <w:sz w:val="20"/>
               </w:rPr>
-              <w:t>F)________________________</w:t>
+              <w:t>f</w:t>
+            </w:r>
+            <w:r>
+              <w:rPr>
+                <w:rFonts w:ascii="Arial" w:hAnsi="Arial"/>
+                <w:sz w:val="20"/>
+              </w:rPr>
+              <w:t>)________________________</w:t>
             </w:r>
           </w:p>
           <w:p>
@@ -2294,7 +2313,7 @@
       <w:position w:val="-1"/>
       <w:sz w:val="24"/>
       <w:szCs w:val="24"/>
-      <w:lang w:eastAsia="es-ES" w:bidi="ar-SA" w:val="es-ES"/>
+      <w:lang w:val="es-ES" w:eastAsia="es-ES" w:bidi="ar-SA"/>
     </w:rPr>
   </w:style>
   <w:style w:type="paragraph" w:styleId="Cuerpo" w:customStyle="1">
@@ -2317,7 +2336,7 @@
       <w:position w:val="-1"/>
       <w:sz w:val="24"/>
       <w:szCs w:val="24"/>
-      <w:lang w:eastAsia="es-ES" w:bidi="ar-SA" w:val="es-ES"/>
+      <w:lang w:val="es-ES" w:eastAsia="es-ES" w:bidi="ar-SA"/>
     </w:rPr>
   </w:style>
   <w:style w:type="paragraph" w:styleId="Subtitle">
